--- a/docs/feature/agency-workspace/3-4-19-add-workspace-member/spec.docx
+++ b/docs/feature/agency-workspace/3-4-19-add-workspace-member/spec.docx
@@ -8,7 +8,7 @@
           <w:b/>
           <w:sz w:val="26"/>
         </w:rPr>
-        <w:t>FR 3.4.19 Add Workspace Member</w:t>
+        <w:t>3.4.19 Add Workspace Member</w:t>
       </w:r>
     </w:p>
     <w:p>
@@ -22,7 +22,7 @@
     </w:p>
     <w:p>
       <w:r>
-        <w:t>MANAGER bam 'Them thanh vien' trong /workspaces/:id/members.</w:t>
+        <w:t>Begins when the MANAGER of a Workspace adds a member, either by inviting an email address or by assigning a user who already belongs to the Agency.</w:t>
       </w:r>
     </w:p>
     <w:p>
@@ -48,7 +48,7 @@
         <w:t xml:space="preserve">Actors / Roles: </w:t>
       </w:r>
       <w:r>
-        <w:t>MANAGER cua Workspace.</w:t>
+        <w:t>The MANAGER of the Workspace, and only that role.</w:t>
       </w:r>
     </w:p>
     <w:p>
@@ -65,7 +65,7 @@
         <w:t xml:space="preserve">Purpose: </w:t>
       </w:r>
       <w:r>
-        <w:t>Them thanh vien vao Workspace qua 2 luong: Invite (qua email) hoac Assign (gan truc tiep tu Agency).</w:t>
+        <w:t>Brings people into the Workspace with the right role, either by inviting them by email or by directly assigning people who are already in the Agency.</w:t>
       </w:r>
     </w:p>
     <w:p>
@@ -82,7 +82,7 @@
         <w:t xml:space="preserve">Interface: </w:t>
       </w:r>
       <w:r>
-        <w:t>POST /{workspaceId}/members/invite; POST /{workspaceId}/members/assign.</w:t>
+        <w:t>"Add Member" action on the members screen, offering two distinct paths — "Invite by email" and "Assign from Agency", the latter selecting from existing Agency members.</w:t>
       </w:r>
     </w:p>
     <w:p>
@@ -99,7 +99,7 @@
         <w:t xml:space="preserve">Data Processing: </w:t>
       </w:r>
       <w:r>
-        <w:t>Invite: tao workspace_invitations, gui mail. Assign: INSERT workspace_members ngay, tra AssignMembersResponse{added, skippedUserIds}.</w:t>
+        <w:t>For an invitation the system records a pending invitation and sends an email; for an assignment the system creates active memberships immediately and reports which users were added and which were skipped because they were already active members.</w:t>
       </w:r>
     </w:p>
     <w:p>
@@ -113,7 +113,7 @@
     </w:p>
     <w:p>
       <w:r>
-        <w:t>Trang /workspaces/:id/members.</w:t>
+        <w:t>Figure — Add Workspace Member Screen:</w:t>
       </w:r>
     </w:p>
     <w:p>
@@ -124,7 +124,7 @@
         <w:t xml:space="preserve">-  </w:t>
       </w:r>
       <w:r>
-        <w:t>Tab 'Moi qua email'</w:t>
+        <w:t>An "Add Member" action on /workspaces/:id/members.</w:t>
       </w:r>
     </w:p>
     <w:p>
@@ -135,7 +135,29 @@
         <w:t xml:space="preserve">-  </w:t>
       </w:r>
       <w:r>
-        <w:t>Tab 'Gan tu Agency'</w:t>
+        <w:t>An "Invite by email" tab with email, role, and an optional note.</w:t>
+      </w:r>
+    </w:p>
+    <w:p>
+      <w:pPr>
+        <w:ind w:left="360"/>
+      </w:pPr>
+      <w:r>
+        <w:t xml:space="preserve">-  </w:t>
+      </w:r>
+      <w:r>
+        <w:t>An "Assign from Agency" tab listing existing Agency members with a role choice per person.</w:t>
+      </w:r>
+    </w:p>
+    <w:p>
+      <w:pPr>
+        <w:ind w:left="360"/>
+      </w:pPr>
+      <w:r>
+        <w:t xml:space="preserve">-  </w:t>
+      </w:r>
+      <w:r>
+        <w:t>After an assignment, the result shows the members added and a notice for the users skipped because they were already members.</w:t>
       </w:r>
     </w:p>
     <w:p>
@@ -160,7 +182,7 @@
         <w:t xml:space="preserve">Input required: </w:t>
       </w:r>
       <w:r>
-        <w:t>Invite: email, role, note?. Assign: members[{userId, role}].</w:t>
+        <w:t>The Workspace identifier; the caller's authenticated identity. For an invitation: email and role. For an assignment: at least one entry of {userId, role}. Optional: note (invitation only).</w:t>
       </w:r>
     </w:p>
     <w:p>
@@ -171,7 +193,7 @@
         <w:t xml:space="preserve">System data: </w:t>
       </w:r>
       <w:r>
-        <w:t>workspace_invitations, workspace_members, agency_members, users.</w:t>
+        <w:t>The caller's role in the Workspace; the count of active MANAGERs in the Workspace; whether the email already has an active membership or a pending invitation; the Agency membership of each assigned user.</w:t>
       </w:r>
     </w:p>
     <w:p>
@@ -182,7 +204,7 @@
         <w:t xml:space="preserve">Output: </w:t>
       </w:r>
       <w:r>
-        <w:t>Invite: 200 { data: null }. Assign: 200 { data: AssignMembersResponse }.</w:t>
+        <w:t>For an invitation, an acknowledgement with no content returned. For an assignment, the members added — id, workspaceId, userId, fullName, email, clientProfileId, role, joinedAt, isActive — together with skippedUserIds, the identifiers skipped because those users were already active members.</w:t>
       </w:r>
     </w:p>
     <w:p>
@@ -195,10 +217,10 @@
         <w:rPr>
           <w:b/>
         </w:rPr>
-        <w:t xml:space="preserve">BR1: </w:t>
+        <w:t xml:space="preserve">BR-01: </w:t>
       </w:r>
       <w:r>
-        <w:t>Toi da 1 MANAGER active/workspace - vi pham -&gt; 409 MANAGER_ALREADY_ASSIGNED.</w:t>
+        <w:t>Only the MANAGER of the Workspace may add members; any other caller → 403 FORBIDDEN.</w:t>
       </w:r>
     </w:p>
     <w:p>
@@ -206,10 +228,109 @@
         <w:rPr>
           <w:b/>
         </w:rPr>
-        <w:t xml:space="preserve">BR2: </w:t>
+        <w:t xml:space="preserve">BR-02: </w:t>
       </w:r>
       <w:r>
-        <w:t>Assign: entry da la active member thi bi skip, liet ke ro trong skippedUserIds (khong loi).</w:t>
+        <w:t>The invitation path does not create a membership immediately — it records a pending invitation that the invitee must accept before becoming a member.</w:t>
+      </w:r>
+    </w:p>
+    <w:p>
+      <w:r>
+        <w:rPr>
+          <w:b/>
+        </w:rPr>
+        <w:t xml:space="preserve">BR-03: </w:t>
+      </w:r>
+      <w:r>
+        <w:t>An invitation for an email that already has an active membership in the Workspace → 409 ALREADY_IN_WORKSPACE.</w:t>
+      </w:r>
+    </w:p>
+    <w:p>
+      <w:r>
+        <w:rPr>
+          <w:b/>
+        </w:rPr>
+        <w:t xml:space="preserve">BR-04: </w:t>
+      </w:r>
+      <w:r>
+        <w:t>An invitation for an email that already has a pending, unexpired invitation in the Workspace → 409 INVITATION_ALREADY_PENDING.</w:t>
+      </w:r>
+    </w:p>
+    <w:p>
+      <w:r>
+        <w:rPr>
+          <w:b/>
+        </w:rPr>
+        <w:t xml:space="preserve">BR-05: </w:t>
+      </w:r>
+      <w:r>
+        <w:t>Requesting the MANAGER role while the Workspace already has an active MANAGER → 409 MANAGER_ALREADY_ASSIGNED, on both the invitation and the assignment path; a Workspace has exactly one active MANAGER at any time.</w:t>
+      </w:r>
+    </w:p>
+    <w:p>
+      <w:r>
+        <w:rPr>
+          <w:b/>
+        </w:rPr>
+        <w:t xml:space="preserve">BR-06: </w:t>
+      </w:r>
+      <w:r>
+        <w:t>The assignment path creates active memberships immediately and needs no acceptance step.</w:t>
+      </w:r>
+    </w:p>
+    <w:p>
+      <w:r>
+        <w:rPr>
+          <w:b/>
+        </w:rPr>
+        <w:t xml:space="preserve">BR-07: </w:t>
+      </w:r>
+      <w:r>
+        <w:t>An assignment entry whose user already has an active membership in the Workspace is skipped without error and its identifier is reported in skippedUserIds; the remaining entries in the batch are still processed.</w:t>
+      </w:r>
+    </w:p>
+    <w:p>
+      <w:r>
+        <w:rPr>
+          <w:b/>
+        </w:rPr>
+        <w:t xml:space="preserve">BR-08: </w:t>
+      </w:r>
+      <w:r>
+        <w:t>An assignment entry whose user is not a member of the Agency → 403 NOT_AGENCY_MEMBER.</w:t>
+      </w:r>
+    </w:p>
+    <w:p>
+      <w:r>
+        <w:rPr>
+          <w:b/>
+        </w:rPr>
+        <w:t xml:space="preserve">BR-09: </w:t>
+      </w:r>
+      <w:r>
+        <w:t>An assignment entry whose user record does not exist → USER_NOT_FOUND.</w:t>
+      </w:r>
+    </w:p>
+    <w:p>
+      <w:r>
+        <w:rPr>
+          <w:b/>
+        </w:rPr>
+        <w:t xml:space="preserve">BR-10: </w:t>
+      </w:r>
+      <w:r>
+        <w:t>Invited or assigned roles must be one of MANAGER, CREATOR, CLIENT.</w:t>
+      </w:r>
+    </w:p>
+    <w:p>
+      <w:r>
+        <w:rPr>
+          <w:b/>
+        </w:rPr>
+        <w:t xml:space="preserve">BR-11: </w:t>
+      </w:r>
+      <w:r>
+        <w:t>Roles are independent per Workspace — the same user may hold a different role in another Workspace of the same Agency.</w:t>
       </w:r>
     </w:p>
     <w:p>
@@ -219,22 +340,22 @@
     </w:p>
     <w:p>
       <w:r>
-        <w:t>Khong phai MANAGER -&gt; 403 FORBIDDEN.</w:t>
+        <w:t>Caller must be the MANAGER of that Workspace; otherwise 403 FORBIDDEN.</w:t>
       </w:r>
     </w:p>
     <w:p>
       <w:r>
-        <w:t>Invite: email da la member -&gt; 409 ALREADY_IN_WORKSPACE.</w:t>
+        <w:t>Invitation: email must be present and well formed; role must be present; otherwise 400 VALIDATION_ERROR.</w:t>
       </w:r>
     </w:p>
     <w:p>
       <w:r>
-        <w:t>Invite: da co invitation pending -&gt; 409 INVITATION_ALREADY_PENDING.</w:t>
+        <w:t>Assignment: the member list must contain at least one entry; otherwise 400 VALIDATION_ERROR.</w:t>
       </w:r>
     </w:p>
     <w:p>
       <w:r>
-        <w:t>Assign: userId khong phai AgencyMember -&gt; 403 NOT_AGENCY_MEMBER.</w:t>
+        <w:t>Assignment: every userId must belong to an Agency member; otherwise 403 NOT_AGENCY_MEMBER.</w:t>
       </w:r>
     </w:p>
     <w:p>
@@ -253,42 +374,42 @@
     </w:p>
     <w:p>
       <w:r>
-        <w:t>1. MANAGER chon tab Invite, dien email/role/note.</w:t>
+        <w:t>1. MANAGER opens the members screen and chooses "Add Member".</w:t>
       </w:r>
     </w:p>
     <w:p>
       <w:r>
-        <w:t>2. FE goi POST .../invite.</w:t>
+        <w:t>2. On the invite path, the MANAGER enters an email, a role, and an optional note; on the assign path, the MANAGER picks one or more existing Agency members and a role for each.</w:t>
       </w:r>
     </w:p>
     <w:p>
       <w:r>
-        <w:t>3. BE validate, tao invitation, gui mail.</w:t>
+        <w:t>3. System confirms the caller holds the MANAGER role in the Workspace; otherwise the request fails with 403 FORBIDDEN.</w:t>
       </w:r>
     </w:p>
     <w:p>
       <w:r>
-        <w:t>4. BE tra 200 { data: null }.</w:t>
+        <w:t>4. Invite path: system normalises the email, checks for an existing active membership and for a pending invitation, and applies the single-MANAGER rule when the role is MANAGER.</w:t>
       </w:r>
     </w:p>
     <w:p>
       <w:r>
-        <w:t>5. (Flow B) MANAGER chon tab Assign, chon nguoi + role.</w:t>
+        <w:t>5. Invite path: system records a pending invitation with an expiry and sends the invitation email; the invitation is confirmed to the MANAGER.</w:t>
       </w:r>
     </w:p>
     <w:p>
       <w:r>
-        <w:t>6. FE goi POST .../assign.</w:t>
+        <w:t>6. Assign path: system validates each entry against Agency membership, skips users who are already active members, applies the single-MANAGER rule, and creates active memberships immediately.</w:t>
       </w:r>
     </w:p>
     <w:p>
       <w:r>
-        <w:t>7. BE xu ly tung entry, INSERT workspace_members hoac skip.</w:t>
+        <w:t>7. Assign path: system returns the members added together with the identifiers of the users skipped.</w:t>
       </w:r>
     </w:p>
     <w:p>
       <w:r>
-        <w:t>8. BE tra 200 AssignMembersResponse.</w:t>
+        <w:t>8. Screen refreshes the member list with the members added and can show a notice for the skipped users.</w:t>
       </w:r>
     </w:p>
     <w:p>
@@ -298,32 +419,57 @@
     </w:p>
     <w:p>
       <w:r>
-        <w:t>Khong phai MANAGER -&gt; 403 FORBIDDEN.</w:t>
+        <w:t>Caller is not the MANAGER of the Workspace → 403 FORBIDDEN.</w:t>
       </w:r>
     </w:p>
     <w:p>
       <w:r>
-        <w:t>Invite: email da la member -&gt; 409 ALREADY_IN_WORKSPACE.</w:t>
+        <w:t>Invitation for an email that is already an active member → 409 ALREADY_IN_WORKSPACE.</w:t>
       </w:r>
     </w:p>
     <w:p>
       <w:r>
-        <w:t>Invite: invitation pending -&gt; 409 INVITATION_ALREADY_PENDING.</w:t>
+        <w:t>Invitation for an email that already has a pending invitation → 409 INVITATION_ALREADY_PENDING.</w:t>
       </w:r>
     </w:p>
     <w:p>
       <w:r>
-        <w:t>role=MANAGER khi da co MANAGER active -&gt; 409 MANAGER_ALREADY_ASSIGNED.</w:t>
+        <w:t>MANAGER role requested while the Workspace already has an active MANAGER → 409 MANAGER_ALREADY_ASSIGNED.</w:t>
       </w:r>
     </w:p>
     <w:p>
       <w:r>
-        <w:t>Assign: userId khong phai AgencyMember -&gt; 403 NOT_AGENCY_MEMBER.</w:t>
+        <w:t>Assignment entry whose user is outside the Agency → 403 NOT_AGENCY_MEMBER.</w:t>
       </w:r>
     </w:p>
     <w:p>
       <w:r>
-        <w:t>Assign: userId khong ton tai -&gt; USER_NOT_FOUND.</w:t>
+        <w:t>Assignment entry whose user does not exist → USER_NOT_FOUND.</w:t>
+      </w:r>
+    </w:p>
+    <w:p>
+      <w:r>
+        <w:t>Assignment where some users are already active members → those identifiers appear in skippedUserIds, no entry for them appears in the added list, no error is raised, and the rest of the batch is processed.</w:t>
+      </w:r>
+    </w:p>
+    <w:p>
+      <w:r>
+        <w:t>Invitation, email missing or malformed, or role missing → 400 VALIDATION_ERROR.</w:t>
+      </w:r>
+    </w:p>
+    <w:p>
+      <w:r>
+        <w:t>Assignment with an empty member list → 400 VALIDATION_ERROR.</w:t>
+      </w:r>
+    </w:p>
+    <w:p>
+      <w:r>
+        <w:t>Invitation of a person who has an account in the system but has never joined this Agency → the invitation is still sent, because the invite path does not require Agency membership.</w:t>
+      </w:r>
+    </w:p>
+    <w:p>
+      <w:r>
+        <w:t>Assignment of a user who holds a different role in another Workspace of the same Agency → valid, since roles are independent per Workspace.</w:t>
       </w:r>
     </w:p>
     <w:p>
@@ -343,7 +489,29 @@
         <w:t xml:space="preserve">-  </w:t>
       </w:r>
       <w:r>
-        <w:t>Invitation duoc tao (invite) hoac WorkspaceMember duoc them ngay (assign), dung 1 MANAGER active.</w:t>
+        <w:t>Invite path: a pending invitation exists for the email with an expiry date, and the invitation email has been dispatched.</w:t>
+      </w:r>
+    </w:p>
+    <w:p>
+      <w:pPr>
+        <w:ind w:left="360"/>
+      </w:pPr>
+      <w:r>
+        <w:t xml:space="preserve">-  </w:t>
+      </w:r>
+      <w:r>
+        <w:t>Assign path: active membership rows exist for every valid entry, and the identifiers of the skipped users have been reported.</w:t>
+      </w:r>
+    </w:p>
+    <w:p>
+      <w:pPr>
+        <w:ind w:left="360"/>
+      </w:pPr>
+      <w:r>
+        <w:t xml:space="preserve">-  </w:t>
+      </w:r>
+      <w:r>
+        <w:t>The Workspace still has exactly one active MANAGER.</w:t>
       </w:r>
     </w:p>
     <w:sectPr>

--- a/docs/feature/agency-workspace/3-4-19-add-workspace-member/spec.docx
+++ b/docs/feature/agency-workspace/3-4-19-add-workspace-member/spec.docx
@@ -120,9 +120,7 @@
       <w:pPr>
         <w:ind w:left="360"/>
       </w:pPr>
-      <w:r>
-        <w:t xml:space="preserve">-  </w:t>
-      </w:r>
+      <w:r/>
       <w:r>
         <w:t>An "Add Member" action on /workspaces/:id/members.</w:t>
       </w:r>
@@ -131,9 +129,7 @@
       <w:pPr>
         <w:ind w:left="360"/>
       </w:pPr>
-      <w:r>
-        <w:t xml:space="preserve">-  </w:t>
-      </w:r>
+      <w:r/>
       <w:r>
         <w:t>An "Invite by email" tab with email, role, and an optional note.</w:t>
       </w:r>
@@ -142,9 +138,7 @@
       <w:pPr>
         <w:ind w:left="360"/>
       </w:pPr>
-      <w:r>
-        <w:t xml:space="preserve">-  </w:t>
-      </w:r>
+      <w:r/>
       <w:r>
         <w:t>An "Assign from Agency" tab listing existing Agency members with a role choice per person.</w:t>
       </w:r>
@@ -153,9 +147,7 @@
       <w:pPr>
         <w:ind w:left="360"/>
       </w:pPr>
-      <w:r>
-        <w:t xml:space="preserve">-  </w:t>
-      </w:r>
+      <w:r/>
       <w:r>
         <w:t>After an assignment, the result shows the members added and a notice for the users skipped because they were already members.</w:t>
       </w:r>
@@ -485,9 +477,7 @@
       <w:pPr>
         <w:ind w:left="360"/>
       </w:pPr>
-      <w:r>
-        <w:t xml:space="preserve">-  </w:t>
-      </w:r>
+      <w:r/>
       <w:r>
         <w:t>Invite path: a pending invitation exists for the email with an expiry date, and the invitation email has been dispatched.</w:t>
       </w:r>
@@ -496,9 +486,7 @@
       <w:pPr>
         <w:ind w:left="360"/>
       </w:pPr>
-      <w:r>
-        <w:t xml:space="preserve">-  </w:t>
-      </w:r>
+      <w:r/>
       <w:r>
         <w:t>Assign path: active membership rows exist for every valid entry, and the identifiers of the skipped users have been reported.</w:t>
       </w:r>
@@ -507,9 +495,7 @@
       <w:pPr>
         <w:ind w:left="360"/>
       </w:pPr>
-      <w:r>
-        <w:t xml:space="preserve">-  </w:t>
-      </w:r>
+      <w:r/>
       <w:r>
         <w:t>The Workspace still has exactly one active MANAGER.</w:t>
       </w:r>

--- a/docs/feature/agency-workspace/3-4-19-add-workspace-member/spec.docx
+++ b/docs/feature/agency-workspace/3-4-19-add-workspace-member/spec.docx
@@ -206,57 +206,22 @@
     </w:p>
     <w:p>
       <w:r>
-        <w:rPr>
-          <w:b/>
-        </w:rPr>
-        <w:t xml:space="preserve">BR-01: </w:t>
-      </w:r>
-      <w:r>
-        <w:t>Only the MANAGER of the Workspace may add members; any other caller → 403 FORBIDDEN.</w:t>
+        <w:t>BR-27: Invite path — only OWNER/MANAGER may invite; an already-active member cannot be re-invited (→ 409 ALREADY_IN_WORKSPACE, guard checked first); a second invite is blocked while a pending unexpired invitation exists for the same email (→ 409 INVITATION_ALREADY_PENDING, guard checked second); the invitation token is a random UUID with an expiry window.</w:t>
       </w:r>
     </w:p>
     <w:p>
       <w:r>
-        <w:rPr>
-          <w:b/>
-        </w:rPr>
-        <w:t xml:space="preserve">BR-02: </w:t>
-      </w:r>
-      <w:r>
-        <w:t>The invitation path does not create a membership immediately — it records a pending invitation that the invitee must accept before becoming a member.</w:t>
+        <w:t>BR-35: @RequireRoleAspect re-reads the caller's role from the DB at request time; SystemRole.ADMIN bypasses the check. The role check (MANAGER required) runs before any service-level guard.</w:t>
       </w:r>
     </w:p>
     <w:p>
       <w:r>
-        <w:rPr>
-          <w:b/>
-        </w:rPr>
-        <w:t xml:space="preserve">BR-03: </w:t>
-      </w:r>
-      <w:r>
-        <w:t>An invitation for an email that already has an active membership in the Workspace → 409 ALREADY_IN_WORKSPACE.</w:t>
+        <w:t>BR-02: The invitation path does not create a membership immediately — it records a pending invitation that the invitee must accept before becoming a member.</w:t>
       </w:r>
     </w:p>
     <w:p>
       <w:r>
-        <w:rPr>
-          <w:b/>
-        </w:rPr>
-        <w:t xml:space="preserve">BR-04: </w:t>
-      </w:r>
-      <w:r>
-        <w:t>An invitation for an email that already has a pending, unexpired invitation in the Workspace → 409 INVITATION_ALREADY_PENDING.</w:t>
-      </w:r>
-    </w:p>
-    <w:p>
-      <w:r>
-        <w:rPr>
-          <w:b/>
-        </w:rPr>
-        <w:t xml:space="preserve">BR-05: </w:t>
-      </w:r>
-      <w:r>
-        <w:t>Requesting the MANAGER role while the Workspace already has an active MANAGER → 409 MANAGER_ALREADY_ASSIGNED, on both the invitation and the assignment path; a Workspace has exactly one active MANAGER at any time.</w:t>
+        <w:t>BR-05 (duplicate-MANAGER guard, checked third): Requesting the MANAGER role while the Workspace already has an active MANAGER → 409 MANAGER_ALREADY_ASSIGNED, on both the invitation and the assignment path; a Workspace has exactly one active MANAGER at any time.</w:t>
       </w:r>
     </w:p>
     <w:p>
@@ -305,24 +270,17 @@
     </w:p>
     <w:p>
       <w:r>
-        <w:rPr>
-          <w:b/>
-        </w:rPr>
-        <w:t xml:space="preserve">BR-10: </w:t>
-      </w:r>
-      <w:r>
-        <w:t>Invited or assigned roles must be one of MANAGER, CREATOR, CLIENT.</w:t>
+        <w:t>BR-31: Four workspace roles exist: OWNER, MANAGER, CREATOR, CLIENT (code: MemberRole enum). Invited or assigned roles must be one of these.</w:t>
       </w:r>
     </w:p>
     <w:p>
       <w:r>
-        <w:rPr>
-          <w:b/>
-        </w:rPr>
-        <w:t xml:space="preserve">BR-11: </w:t>
+        <w:t>BR-32: Role assignment happens at invite time; the role is stored on the invitation and carried to the member row on acceptance.</w:t>
       </w:r>
+    </w:p>
+    <w:p>
       <w:r>
-        <w:t>Roles are independent per Workspace — the same user may hold a different role in another Workspace of the same Agency.</w:t>
+        <w:t>BR-11: Roles are independent per Workspace — the same user may hold a different role in another Workspace of the same Agency.</w:t>
       </w:r>
     </w:p>
     <w:p>
@@ -332,12 +290,57 @@
     </w:p>
     <w:p>
       <w:r>
-        <w:t>Caller must be the MANAGER of that Workspace; otherwise 403 FORBIDDEN.</w:t>
+        <w:t xml:space="preserve">Caller must be the MANAGER of that Workspace; otherwise 403 FORBIDDEN. Display: </w:t>
+      </w:r>
+      <w:r>
+        <w:rPr>
+          <w:b/>
+        </w:rPr>
+        <w:t>MSG39</w:t>
       </w:r>
     </w:p>
     <w:p>
       <w:r>
-        <w:t>Invitation: email must be present and well formed; role must be present; otherwise 400 VALIDATION_ERROR.</w:t>
+        <w:t xml:space="preserve">email empty → Display: </w:t>
+      </w:r>
+      <w:r>
+        <w:rPr>
+          <w:b/>
+        </w:rPr>
+        <w:t>MSG02</w:t>
+      </w:r>
+    </w:p>
+    <w:p>
+      <w:r>
+        <w:t xml:space="preserve">role empty → Display: </w:t>
+      </w:r>
+      <w:r>
+        <w:rPr>
+          <w:b/>
+        </w:rPr>
+        <w:t>MSG02</w:t>
+      </w:r>
+    </w:p>
+    <w:p>
+      <w:r>
+        <w:t xml:space="preserve">Invitation: email must be a well-formed email address; otherwise Display: </w:t>
+      </w:r>
+      <w:r>
+        <w:rPr>
+          <w:b/>
+        </w:rPr>
+        <w:t>MSG04</w:t>
+      </w:r>
+    </w:p>
+    <w:p>
+      <w:r>
+        <w:t xml:space="preserve">Invitation: role must be one of MANAGER, CREATOR, CLIENT (BR-31, BR-82); otherwise Display: </w:t>
+      </w:r>
+      <w:r>
+        <w:rPr>
+          <w:b/>
+        </w:rPr>
+        <w:t>MSG95</w:t>
       </w:r>
     </w:p>
     <w:p>
@@ -376,17 +379,26 @@
     </w:p>
     <w:p>
       <w:r>
-        <w:t>3. System confirms the caller holds the MANAGER role in the Workspace; otherwise the request fails with 403 FORBIDDEN.</w:t>
+        <w:t>3. System confirms the caller holds the MANAGER role in the Workspace (BR-35); otherwise the request fails with 403 FORBIDDEN.</w:t>
       </w:r>
     </w:p>
     <w:p>
       <w:r>
-        <w:t>4. Invite path: system normalises the email, checks for an existing active membership and for a pending invitation, and applies the single-MANAGER rule when the role is MANAGER.</w:t>
+        <w:t>4. Invite path: system normalises the email, checks for an existing active membership and for a pending invitation, and applies the single-MANAGER rule when the role is MANAGER (BR-27, BR-05).</w:t>
       </w:r>
     </w:p>
     <w:p>
       <w:r>
-        <w:t>5. Invite path: system records a pending invitation with an expiry and sends the invitation email; the invitation is confirmed to the MANAGER.</w:t>
+        <w:t xml:space="preserve">5. Invite path: system records a pending invitation with an expiry and sends the invitation email (BR-27, BR-02); toast </w:t>
+      </w:r>
+      <w:r>
+        <w:rPr>
+          <w:b/>
+        </w:rPr>
+        <w:t>MSG33</w:t>
+      </w:r>
+      <w:r>
+        <w:t>.</w:t>
       </w:r>
     </w:p>
     <w:p>
@@ -411,22 +423,82 @@
     </w:p>
     <w:p>
       <w:r>
-        <w:t>Caller is not the MANAGER of the Workspace → 403 FORBIDDEN.</w:t>
+        <w:t xml:space="preserve">3.a1: Caller is not the MANAGER of the Workspace (BR-35) → 403 FORBIDDEN, toast </w:t>
+      </w:r>
+      <w:r>
+        <w:rPr>
+          <w:b/>
+        </w:rPr>
+        <w:t>MSG39</w:t>
+      </w:r>
+      <w:r>
+        <w:t>.</w:t>
+      </w:r>
+      <w:r>
+        <w:br/>
+      </w:r>
+      <w:r>
+        <w:t>3.a2: The screen blocks the action; the caller cannot add members without the MANAGER role.</w:t>
       </w:r>
     </w:p>
     <w:p>
       <w:r>
-        <w:t>Invitation for an email that is already an active member → 409 ALREADY_IN_WORKSPACE.</w:t>
+        <w:t xml:space="preserve">4.a1: Invitation for an email that already has an active membership (BR-27) → 409 ALREADY_IN_WORKSPACE, toast </w:t>
+      </w:r>
+      <w:r>
+        <w:rPr>
+          <w:b/>
+        </w:rPr>
+        <w:t>MSG34</w:t>
+      </w:r>
+      <w:r>
+        <w:t>.</w:t>
+      </w:r>
+      <w:r>
+        <w:br/>
+      </w:r>
+      <w:r>
+        <w:t>4.a2: The MANAGER checks the existing member list instead of re-inviting.</w:t>
       </w:r>
     </w:p>
     <w:p>
       <w:r>
-        <w:t>Invitation for an email that already has a pending invitation → 409 INVITATION_ALREADY_PENDING.</w:t>
+        <w:t xml:space="preserve">4.b1: Invitation for an email that already has a pending, unexpired invitation (BR-27) → 409 INVITATION_ALREADY_PENDING, toast </w:t>
+      </w:r>
+      <w:r>
+        <w:rPr>
+          <w:b/>
+        </w:rPr>
+        <w:t>MSG35</w:t>
+      </w:r>
+      <w:r>
+        <w:t>.</w:t>
+      </w:r>
+      <w:r>
+        <w:br/>
+      </w:r>
+      <w:r>
+        <w:t>4.b2: The MANAGER waits for the pending invitation to be accepted or to expire before retrying.</w:t>
       </w:r>
     </w:p>
     <w:p>
       <w:r>
-        <w:t>MANAGER role requested while the Workspace already has an active MANAGER → 409 MANAGER_ALREADY_ASSIGNED.</w:t>
+        <w:t xml:space="preserve">4.c1: MANAGER role requested while the Workspace already has an active MANAGER (BR-05) → 409 MANAGER_ALREADY_ASSIGNED, Display: </w:t>
+      </w:r>
+      <w:r>
+        <w:rPr>
+          <w:b/>
+        </w:rPr>
+        <w:t>MSG95</w:t>
+      </w:r>
+      <w:r>
+        <w:t xml:space="preserve"> (generic role-rejection message; no dedicated MSG code exists for this conflict).</w:t>
+      </w:r>
+      <w:r>
+        <w:br/>
+      </w:r>
+      <w:r>
+        <w:t>4.c2: The MANAGER picks CREATOR or CLIENT instead, or hands over the MANAGER role first.</w:t>
       </w:r>
     </w:p>
     <w:p>
@@ -446,7 +518,34 @@
     </w:p>
     <w:p>
       <w:r>
-        <w:t>Invitation, email missing or malformed, or role missing → 400 VALIDATION_ERROR.</w:t>
+        <w:t xml:space="preserve">Invitation, email missing → Display: </w:t>
+      </w:r>
+      <w:r>
+        <w:rPr>
+          <w:b/>
+        </w:rPr>
+        <w:t>MSG02</w:t>
+      </w:r>
+      <w:r>
+        <w:t xml:space="preserve">. Role missing → Display: </w:t>
+      </w:r>
+      <w:r>
+        <w:rPr>
+          <w:b/>
+        </w:rPr>
+        <w:t>MSG02</w:t>
+      </w:r>
+      <w:r>
+        <w:t xml:space="preserve">. Email malformed → Display: </w:t>
+      </w:r>
+      <w:r>
+        <w:rPr>
+          <w:b/>
+        </w:rPr>
+        <w:t>MSG04</w:t>
+      </w:r>
+      <w:r>
+        <w:t>.</w:t>
       </w:r>
     </w:p>
     <w:p>
